--- a/doc/power_19.docx
+++ b/doc/power_19.docx
@@ -62,7 +62,19 @@
         <w:rPr>
           <w:lang w:val="ru-RU"/>
         </w:rPr>
-        <w:t>Действие происходит в альтернативной реальности, где государства передают управление военизированными операциями крупным международным компаниям.</w:t>
+        <w:t xml:space="preserve">Действие происходит в альтернативной реальности, где государства передают управление </w:t>
+      </w:r>
+      <w:r>
+        <w:rPr>
+          <w:lang w:val="ru-RU"/>
+        </w:rPr>
+        <w:t>полицейскими, контртеррористическими и прочими военизированными</w:t>
+      </w:r>
+      <w:r>
+        <w:rPr>
+          <w:lang w:val="ru-RU"/>
+        </w:rPr>
+        <w:t xml:space="preserve"> операциями крупным международным компаниям.</w:t>
       </w:r>
     </w:p>
     <w:p>
@@ -118,7 +130,7 @@
         <w:rPr>
           <w:lang w:val="ru-RU"/>
         </w:rPr>
-        <w:t xml:space="preserve">редусмотрены такие виды оружия и техники как </w:t>
+        <w:t xml:space="preserve">редусмотрены такие виды оружия как </w:t>
       </w:r>
       <w:r>
         <w:rPr>
@@ -154,7 +166,13 @@
         <w:rPr>
           <w:lang w:val="ru-RU"/>
         </w:rPr>
-        <w:t xml:space="preserve"> БПЛА</w:t>
+        <w:t xml:space="preserve"> </w:t>
+      </w:r>
+      <w:r>
+        <w:rPr>
+          <w:lang w:val="ru-RU"/>
+        </w:rPr>
+        <w:t>дроны</w:t>
       </w:r>
       <w:r>
         <w:rPr>
@@ -241,15 +259,24 @@
     <w:p>
       <w:pPr>
         <w:jc w:val="both"/>
-        <w:rPr>
-          <w:lang w:val="ru-RU"/>
-        </w:rPr>
       </w:pPr>
       <w:r>
         <w:rPr>
           <w:lang w:val="ru-RU"/>
         </w:rPr>
         <w:t>Персонажи заключают контракт с компанией и попадают в хитросплетения политических интриг в чужой стране, в которых им предстоит разобраться и сыграть свою роль.</w:t>
+      </w:r>
+      <w:r>
+        <w:rPr>
+          <w:lang w:val="ru-RU"/>
+        </w:rPr>
+        <w:t xml:space="preserve"> У персонажей могут быть разные цели и разная предыстория, но в процессе игры они узнают, что все истории взаимосвяза</w:t>
+      </w:r>
+      <w:r>
+        <w:rPr>
+          <w:lang w:val="ru-RU"/>
+        </w:rPr>
+        <w:t>ны.</w:t>
       </w:r>
     </w:p>
     <w:p>
@@ -388,6 +415,7 @@
         <w:rPr>
           <w:lang w:val="ru-RU"/>
         </w:rPr>
+        <w:lastRenderedPageBreak/>
         <w:t xml:space="preserve">Сюжет, где частная компания отвечает за исполнительную </w:t>
       </w:r>
       <w:r>
@@ -430,7 +458,6 @@
         <w:rPr>
           <w:lang w:val="ru-RU"/>
         </w:rPr>
-        <w:lastRenderedPageBreak/>
         <w:t>Как правила по созданию персонажей помогают реализовать концепцию игры?</w:t>
       </w:r>
     </w:p>
@@ -475,7 +502,13 @@
         <w:rPr>
           <w:lang w:val="ru-RU"/>
         </w:rPr>
-        <w:t>выпавших умени</w:t>
+        <w:t>случайного набора</w:t>
+      </w:r>
+      <w:r>
+        <w:rPr>
+          <w:lang w:val="ru-RU"/>
+        </w:rPr>
+        <w:t xml:space="preserve"> умени</w:t>
       </w:r>
       <w:r>
         <w:rPr>
@@ -545,7 +578,25 @@
         <w:rPr>
           <w:lang w:val="ru-RU"/>
         </w:rPr>
-        <w:t>Игра поощряет лидерство, лояльность к выбранной стороне и командную игру. Игра пресекает одиночные действия персонажа.</w:t>
+        <w:t>Игра поощряет лидерство и командную игру. Игра пресекает одиночные действия персонажа</w:t>
+      </w:r>
+      <w:r>
+        <w:rPr>
+          <w:lang w:val="ru-RU"/>
+        </w:rPr>
+        <w:t xml:space="preserve"> </w:t>
+      </w:r>
+      <w:r>
+        <w:rPr>
+          <w:lang w:val="ru-RU"/>
+        </w:rPr>
+        <w:t>и геройство</w:t>
+      </w:r>
+      <w:r>
+        <w:rPr>
+          <w:lang w:val="ru-RU"/>
+        </w:rPr>
+        <w:t>.</w:t>
       </w:r>
     </w:p>
     <w:p>
@@ -615,6 +666,7 @@
         <w:rPr>
           <w:lang w:val="ru-RU"/>
         </w:rPr>
+        <w:lastRenderedPageBreak/>
         <w:t>На кого в вашей игре возлагаются повествовательные права и обязанности?</w:t>
       </w:r>
     </w:p>
@@ -646,7 +698,6 @@
         <w:rPr>
           <w:lang w:val="ru-RU"/>
         </w:rPr>
-        <w:lastRenderedPageBreak/>
         <w:t>Как и чем ваша игра увлекает игроков?</w:t>
       </w:r>
     </w:p>
@@ -919,6 +970,7 @@
         <w:rPr>
           <w:lang w:val="ru-RU"/>
         </w:rPr>
+        <w:lastRenderedPageBreak/>
         <w:t>Как развитие персонажа (или его отсутствие) помогает реализовать концепцию игры?</w:t>
       </w:r>
     </w:p>
@@ -971,14 +1023,7 @@
         <w:rPr>
           <w:lang w:val="ru-RU"/>
         </w:rPr>
-        <w:t xml:space="preserve">, принимают </w:t>
-      </w:r>
-      <w:r>
-        <w:rPr>
-          <w:lang w:val="ru-RU"/>
-        </w:rPr>
-        <w:lastRenderedPageBreak/>
-        <w:t>тактические решения и оценивают их последствия.</w:t>
+        <w:t>, принимают тактические решения и оценивают их последствия.</w:t>
       </w:r>
       <w:r>
         <w:rPr>
@@ -1022,21 +1067,7 @@
         <w:rPr>
           <w:lang w:val="ru-RU"/>
         </w:rPr>
-        <w:t xml:space="preserve">Тактический бой с большим количеством персонажей и вниманием к каждому, потому что оригинальная идея была разбавить </w:t>
-      </w:r>
-      <w:proofErr w:type="spellStart"/>
-      <w:r>
-        <w:rPr>
-          <w:lang w:val="ru-RU"/>
-        </w:rPr>
-        <w:t>скирмиш</w:t>
-      </w:r>
-      <w:proofErr w:type="spellEnd"/>
-      <w:r>
-        <w:rPr>
-          <w:lang w:val="ru-RU"/>
-        </w:rPr>
-        <w:t xml:space="preserve"> ролевой частью. Но также и детективная история, которая позволяет заинтересовать игроков, которые не так увлечены варгеймами и в </w:t>
+        <w:t xml:space="preserve">Тактический бой с большим количеством персонажей и вниманием к каждому, потому что оригинальная идея была разбавить скирмиш ролевой частью. Но также и детективная история, которая позволяет заинтересовать игроков, которые не так увлечены варгеймами и в </w:t>
       </w:r>
       <w:r>
         <w:rPr>
@@ -1253,6 +1284,7 @@
         <w:rPr>
           <w:lang w:val="ru-RU"/>
         </w:rPr>
+        <w:lastRenderedPageBreak/>
         <w:t>На кого рассчитана ваша игра?</w:t>
       </w:r>
     </w:p>
@@ -1453,16 +1485,8 @@
         <w:rPr>
           <w:lang w:val="ru-RU"/>
         </w:rPr>
-        <w:t xml:space="preserve"> </w:t>
-      </w:r>
-      <w:proofErr w:type="spellStart"/>
-      <w:r>
-        <w:rPr>
-          <w:lang w:val="ru-RU"/>
-        </w:rPr>
-        <w:t>фентези</w:t>
-      </w:r>
-      <w:proofErr w:type="spellEnd"/>
+        <w:t xml:space="preserve"> фентези</w:t>
+      </w:r>
       <w:r>
         <w:rPr>
           <w:lang w:val="ru-RU"/>
